--- a/dist/Datas/documents/CONVENTION-Sxx 2025-BUSSY.docx
+++ b/dist/Datas/documents/CONVENTION-Sxx 2025-BUSSY.docx
@@ -2616,15 +2616,12 @@
         <w:rPr>
           <w:rFonts w:ascii="Arial" w:eastAsia="Arial" w:hAnsi="Arial" w:cs="Arial"/>
           <w:spacing w:val="-1"/>
-          <w:lang w:val="fr-FR"/>
         </w:rPr>
       </w:pPr>
-      <w:proofErr w:type="gramStart"/>
-      <w:r>
-        <w:rPr>
-          <w:rFonts w:ascii="Arial" w:eastAsia="Arial" w:hAnsi="Arial" w:cs="Arial"/>
-          <w:spacing w:val="-1"/>
-          <w:lang w:val="fr-FR"/>
+      <w:r>
+        <w:rPr>
+          <w:rFonts w:ascii="Arial" w:eastAsia="Arial" w:hAnsi="Arial" w:cs="Arial"/>
+          <w:spacing w:val="-1"/>
         </w:rPr>
         <w:t>e</w:t>
       </w:r>
@@ -2632,11 +2629,9 @@
         <w:rPr>
           <w:rFonts w:ascii="Arial" w:eastAsia="Arial" w:hAnsi="Arial" w:cs="Arial"/>
           <w:spacing w:val="-1"/>
-          <w:lang w:val="fr-FR"/>
         </w:rPr>
         <w:t>t</w:t>
       </w:r>
-      <w:proofErr w:type="gramEnd"/>
     </w:p>
     <w:p>
       <w:pPr>
@@ -2645,7 +2640,6 @@
         <w:jc w:val="both"/>
         <w:rPr>
           <w:rFonts w:ascii="Arial" w:eastAsia="Arial" w:hAnsi="Arial" w:cs="Arial"/>
-          <w:lang w:val="fr-FR"/>
         </w:rPr>
       </w:pPr>
     </w:p>
@@ -2655,14 +2649,12 @@
         <w:ind w:left="539" w:right="-20"/>
         <w:rPr>
           <w:rFonts w:ascii="Arial" w:eastAsia="Arial" w:hAnsi="Arial" w:cs="Arial"/>
-          <w:lang w:val="fr-FR"/>
         </w:rPr>
       </w:pPr>
       <w:r>
         <w:rPr>
           <w:rFonts w:ascii="Arial" w:eastAsia="Arial" w:hAnsi="Arial" w:cs="Arial"/>
           <w:i/>
-          <w:lang w:val="fr-FR"/>
         </w:rPr>
         <w:t xml:space="preserve">2) </w:t>
       </w:r>
@@ -2671,7 +2663,6 @@
           <w:rFonts w:ascii="Arial" w:eastAsia="Arial" w:hAnsi="Arial" w:cs="Arial"/>
           <w:i/>
           <w:spacing w:val="49"/>
-          <w:lang w:val="fr-FR"/>
         </w:rPr>
         <w:t xml:space="preserve"> </w:t>
       </w:r>
@@ -2684,7 +2675,6 @@
           <w:iCs/>
           <w:sz w:val="20"/>
           <w:szCs w:val="20"/>
-          <w:highlight w:val="yellow"/>
           <w:lang w:val="fr-FR"/>
         </w:rPr>
         <w:fldChar w:fldCharType="begin"/>
@@ -2698,8 +2688,6 @@
           <w:iCs/>
           <w:sz w:val="20"/>
           <w:szCs w:val="20"/>
-          <w:highlight w:val="yellow"/>
-          <w:lang w:val="fr-FR"/>
         </w:rPr>
         <w:instrText xml:space="preserve"> MERGEFIELD institution </w:instrText>
       </w:r>
@@ -2712,7 +2700,6 @@
           <w:iCs/>
           <w:sz w:val="20"/>
           <w:szCs w:val="20"/>
-          <w:highlight w:val="yellow"/>
           <w:lang w:val="fr-FR"/>
         </w:rPr>
         <w:fldChar w:fldCharType="separate"/>
@@ -2727,10 +2714,8 @@
           <w:noProof/>
           <w:sz w:val="20"/>
           <w:szCs w:val="20"/>
-          <w:highlight w:val="yellow"/>
-          <w:lang w:val="fr-FR"/>
-        </w:rPr>
-        <w:t>CMI</w:t>
+        </w:rPr>
+        <w:t>Toyota Material Handling Schweiz AG</w:t>
       </w:r>
       <w:r>
         <w:rPr>
@@ -2741,7 +2726,6 @@
           <w:iCs/>
           <w:sz w:val="20"/>
           <w:szCs w:val="20"/>
-          <w:highlight w:val="yellow"/>
           <w:lang w:val="fr-FR"/>
         </w:rPr>
         <w:fldChar w:fldCharType="end"/>
@@ -2753,7 +2737,6 @@
         <w:rPr>
           <w:sz w:val="24"/>
           <w:szCs w:val="24"/>
-          <w:lang w:val="fr-FR"/>
         </w:rPr>
       </w:pPr>
     </w:p>
@@ -4223,7 +4206,7 @@
           <w:noProof/>
           <w:lang w:val="fr-FR"/>
         </w:rPr>
-        <w:t>LITHIUM-ION TMHMS &amp; TMHMI</w:t>
+        <w:t>VECTOR A</w:t>
       </w:r>
       <w:r>
         <w:rPr>
@@ -4327,7 +4310,7 @@
           <w:shd w:val="clear" w:color="auto" w:fill="FFFFFF"/>
           <w:lang w:val="fr-FR"/>
         </w:rPr>
-        <w:t>1404-T2-TE-61</w:t>
+        <w:t>1404-T2-TE-35</w:t>
       </w:r>
       <w:r>
         <w:rPr>
@@ -5400,7 +5383,7 @@
           <w:spacing w:val="-1"/>
           <w:lang w:val="fr-FR"/>
         </w:rPr>
-        <w:t>2025-09-01 13:30</w:t>
+        <w:t>2025-09-09 13:30</w:t>
       </w:r>
       <w:r>
         <w:rPr>
@@ -5443,7 +5426,6 @@
           <w:bCs/>
           <w:i/>
           <w:iCs/>
-          <w:highlight w:val="yellow"/>
           <w:lang w:val="fr-FR"/>
         </w:rPr>
         <w:fldChar w:fldCharType="begin"/>
@@ -5455,7 +5437,6 @@
           <w:bCs/>
           <w:i/>
           <w:iCs/>
-          <w:highlight w:val="yellow"/>
           <w:lang w:val="fr-FR"/>
         </w:rPr>
         <w:instrText xml:space="preserve"> MERGEFIELD datefinsession </w:instrText>
@@ -5467,7 +5448,6 @@
           <w:bCs/>
           <w:i/>
           <w:iCs/>
-          <w:highlight w:val="yellow"/>
           <w:lang w:val="fr-FR"/>
         </w:rPr>
         <w:fldChar w:fldCharType="separate"/>
@@ -5480,10 +5460,9 @@
           <w:i/>
           <w:iCs/>
           <w:noProof/>
-          <w:highlight w:val="yellow"/>
-          <w:lang w:val="fr-FR"/>
-        </w:rPr>
-        <w:t>2025-09-02 17:30</w:t>
+          <w:lang w:val="fr-FR"/>
+        </w:rPr>
+        <w:t>2025-09-12 12:00</w:t>
       </w:r>
       <w:r>
         <w:rPr>
@@ -5492,7 +5471,6 @@
           <w:bCs/>
           <w:i/>
           <w:iCs/>
-          <w:highlight w:val="yellow"/>
           <w:lang w:val="fr-FR"/>
         </w:rPr>
         <w:fldChar w:fldCharType="end"/>
@@ -5672,7 +5650,7 @@
           <w:noProof/>
           <w:lang w:val="fr-FR"/>
         </w:rPr>
-        <w:t>12</w:t>
+        <w:t>24</w:t>
       </w:r>
       <w:r>
         <w:rPr>
@@ -5851,7 +5829,6 @@
           <w:i/>
           <w:iCs/>
           <w:spacing w:val="-1"/>
-          <w:highlight w:val="yellow"/>
         </w:rPr>
         <w:t>B</w:t>
       </w:r>
@@ -5862,7 +5839,6 @@
           <w:bCs/>
           <w:i/>
           <w:iCs/>
-          <w:highlight w:val="yellow"/>
         </w:rPr>
         <w:t xml:space="preserve">ussy </w:t>
       </w:r>
@@ -5874,7 +5850,6 @@
           <w:i/>
           <w:iCs/>
           <w:spacing w:val="-3"/>
-          <w:highlight w:val="yellow"/>
         </w:rPr>
         <w:t>S</w:t>
       </w:r>
@@ -5885,7 +5860,6 @@
           <w:bCs/>
           <w:i/>
           <w:iCs/>
-          <w:highlight w:val="yellow"/>
         </w:rPr>
         <w:t>a</w:t>
       </w:r>
@@ -5897,7 +5871,6 @@
           <w:i/>
           <w:iCs/>
           <w:spacing w:val="-1"/>
-          <w:highlight w:val="yellow"/>
         </w:rPr>
         <w:t>i</w:t>
       </w:r>
@@ -5908,7 +5881,6 @@
           <w:bCs/>
           <w:i/>
           <w:iCs/>
-          <w:highlight w:val="yellow"/>
         </w:rPr>
         <w:t>nt</w:t>
       </w:r>
@@ -5920,7 +5892,6 @@
           <w:i/>
           <w:iCs/>
           <w:spacing w:val="2"/>
-          <w:highlight w:val="yellow"/>
         </w:rPr>
         <w:t xml:space="preserve"> </w:t>
       </w:r>
@@ -5932,7 +5903,6 @@
           <w:i/>
           <w:iCs/>
           <w:spacing w:val="1"/>
-          <w:highlight w:val="yellow"/>
         </w:rPr>
         <w:t>G</w:t>
       </w:r>
@@ -5943,7 +5913,6 @@
           <w:bCs/>
           <w:i/>
           <w:iCs/>
-          <w:highlight w:val="yellow"/>
         </w:rPr>
         <w:t>e</w:t>
       </w:r>
@@ -5955,7 +5924,6 @@
           <w:i/>
           <w:iCs/>
           <w:spacing w:val="-3"/>
-          <w:highlight w:val="yellow"/>
         </w:rPr>
         <w:t>o</w:t>
       </w:r>
@@ -5967,7 +5935,6 @@
           <w:i/>
           <w:iCs/>
           <w:spacing w:val="-2"/>
-          <w:highlight w:val="yellow"/>
         </w:rPr>
         <w:t>r</w:t>
       </w:r>
@@ -5979,7 +5946,6 @@
           <w:i/>
           <w:iCs/>
           <w:spacing w:val="2"/>
-          <w:highlight w:val="yellow"/>
         </w:rPr>
         <w:t>g</w:t>
       </w:r>
@@ -5990,7 +5956,6 @@
           <w:bCs/>
           <w:i/>
           <w:iCs/>
-          <w:highlight w:val="yellow"/>
         </w:rPr>
         <w:t>es</w:t>
       </w:r>
@@ -6002,7 +5967,6 @@
           <w:i/>
           <w:iCs/>
           <w:spacing w:val="-1"/>
-          <w:highlight w:val="yellow"/>
         </w:rPr>
         <w:t xml:space="preserve"> </w:t>
       </w:r>
@@ -6014,7 +5978,6 @@
           <w:i/>
           <w:iCs/>
           <w:spacing w:val="1"/>
-          <w:highlight w:val="yellow"/>
         </w:rPr>
         <w:t>(</w:t>
       </w:r>
@@ -6025,7 +5988,6 @@
           <w:bCs/>
           <w:i/>
           <w:iCs/>
-          <w:highlight w:val="yellow"/>
         </w:rPr>
         <w:t>7</w:t>
       </w:r>
@@ -6037,7 +5999,6 @@
           <w:i/>
           <w:iCs/>
           <w:spacing w:val="-2"/>
-          <w:highlight w:val="yellow"/>
         </w:rPr>
         <w:t>7</w:t>
       </w:r>
@@ -6048,7 +6009,6 @@
           <w:bCs/>
           <w:i/>
           <w:iCs/>
-          <w:highlight w:val="yellow"/>
         </w:rPr>
         <w:t>)</w:t>
       </w:r>
@@ -6675,7 +6635,6 @@
           <w:bCs/>
           <w:i/>
           <w:iCs/>
-          <w:highlight w:val="yellow"/>
           <w:lang w:val="fr-FR"/>
         </w:rPr>
         <w:fldChar w:fldCharType="begin"/>
@@ -6687,7 +6646,6 @@
           <w:bCs/>
           <w:i/>
           <w:iCs/>
-          <w:highlight w:val="yellow"/>
           <w:lang w:val="fr-FR"/>
         </w:rPr>
         <w:instrText xml:space="preserve"> MERGEFIELD nom </w:instrText>
@@ -6699,7 +6657,6 @@
           <w:bCs/>
           <w:i/>
           <w:iCs/>
-          <w:highlight w:val="yellow"/>
           <w:lang w:val="fr-FR"/>
         </w:rPr>
         <w:fldChar w:fldCharType="separate"/>
@@ -6712,10 +6669,9 @@
           <w:i/>
           <w:iCs/>
           <w:noProof/>
-          <w:highlight w:val="yellow"/>
-          <w:lang w:val="fr-FR"/>
-        </w:rPr>
-        <w:t>BOIZUMEAU</w:t>
+          <w:lang w:val="fr-FR"/>
+        </w:rPr>
+        <w:t>Hurte</w:t>
       </w:r>
       <w:r>
         <w:rPr>
@@ -6724,7 +6680,6 @@
           <w:bCs/>
           <w:i/>
           <w:iCs/>
-          <w:highlight w:val="yellow"/>
           <w:lang w:val="fr-FR"/>
         </w:rPr>
         <w:fldChar w:fldCharType="end"/>
@@ -6747,7 +6702,6 @@
           <w:bCs/>
           <w:i/>
           <w:iCs/>
-          <w:highlight w:val="yellow"/>
           <w:lang w:val="fr-FR"/>
         </w:rPr>
         <w:fldChar w:fldCharType="begin"/>
@@ -6759,7 +6713,6 @@
           <w:bCs/>
           <w:i/>
           <w:iCs/>
-          <w:highlight w:val="yellow"/>
           <w:lang w:val="fr-FR"/>
         </w:rPr>
         <w:instrText xml:space="preserve"> MERGEFIELD prenom </w:instrText>
@@ -6771,7 +6724,6 @@
           <w:bCs/>
           <w:i/>
           <w:iCs/>
-          <w:highlight w:val="yellow"/>
           <w:lang w:val="fr-FR"/>
         </w:rPr>
         <w:fldChar w:fldCharType="separate"/>
@@ -6784,10 +6736,9 @@
           <w:i/>
           <w:iCs/>
           <w:noProof/>
-          <w:highlight w:val="yellow"/>
-          <w:lang w:val="fr-FR"/>
-        </w:rPr>
-        <w:t>Rémi</w:t>
+          <w:lang w:val="fr-FR"/>
+        </w:rPr>
+        <w:t>Sylvain</w:t>
       </w:r>
       <w:r>
         <w:rPr>
@@ -6796,7 +6747,6 @@
           <w:bCs/>
           <w:i/>
           <w:iCs/>
-          <w:highlight w:val="yellow"/>
           <w:lang w:val="fr-FR"/>
         </w:rPr>
         <w:fldChar w:fldCharType="end"/>
@@ -6811,17 +6761,6 @@
           <w:lang w:val="fr-FR"/>
         </w:rPr>
         <w:tab/>
-      </w:r>
-      <w:r>
-        <w:rPr>
-          <w:rFonts w:ascii="Arial" w:eastAsia="Arial" w:hAnsi="Arial" w:cs="Arial"/>
-          <w:b/>
-          <w:bCs/>
-          <w:i/>
-          <w:iCs/>
-          <w:highlight w:val="yellow"/>
-          <w:lang w:val="fr-FR"/>
-        </w:rPr>
         <w:t>Technicien</w:t>
       </w:r>
     </w:p>
@@ -7438,7 +7377,6 @@
       <w:r>
         <w:rPr>
           <w:rFonts w:ascii="Arial" w:eastAsia="Arial" w:hAnsi="Arial" w:cs="Arial"/>
-          <w:highlight w:val="yellow"/>
           <w:lang w:val="fr-FR"/>
         </w:rPr>
         <w:t>1</w:t>
@@ -7491,7 +7429,6 @@
       <w:r>
         <w:rPr>
           <w:rFonts w:ascii="Arial" w:eastAsia="Arial" w:hAnsi="Arial" w:cs="Arial"/>
-          <w:highlight w:val="yellow"/>
           <w:lang w:val="fr-FR"/>
         </w:rPr>
         <w:t>xxx</w:t>
@@ -7499,7 +7436,6 @@
       <w:r>
         <w:rPr>
           <w:rFonts w:ascii="Arial" w:eastAsia="Arial" w:hAnsi="Arial" w:cs="Arial"/>
-          <w:highlight w:val="yellow"/>
           <w:lang w:val="fr-FR"/>
         </w:rPr>
         <w:t>,00</w:t>
@@ -7593,28 +7529,24 @@
       <w:r>
         <w:rPr>
           <w:rFonts w:ascii="Arial" w:eastAsia="Arial" w:hAnsi="Arial" w:cs="Arial"/>
-          <w:highlight w:val="yellow"/>
         </w:rPr>
         <w:t>xxx</w:t>
       </w:r>
       <w:r>
         <w:rPr>
           <w:rFonts w:ascii="Arial" w:eastAsia="Arial" w:hAnsi="Arial" w:cs="Arial"/>
-          <w:highlight w:val="yellow"/>
         </w:rPr>
         <w:t>,</w:t>
       </w:r>
       <w:r>
         <w:rPr>
           <w:rFonts w:ascii="Arial" w:eastAsia="Arial" w:hAnsi="Arial" w:cs="Arial"/>
-          <w:highlight w:val="yellow"/>
         </w:rPr>
         <w:t>0</w:t>
       </w:r>
       <w:r>
         <w:rPr>
           <w:rFonts w:ascii="Arial" w:eastAsia="Arial" w:hAnsi="Arial" w:cs="Arial"/>
-          <w:highlight w:val="yellow"/>
         </w:rPr>
         <w:t>0</w:t>
       </w:r>
@@ -7730,7 +7662,6 @@
           <w:b/>
           <w:bCs/>
           <w:i/>
-          <w:highlight w:val="yellow"/>
         </w:rPr>
         <w:t>xxx</w:t>
       </w:r>
@@ -7740,7 +7671,6 @@
           <w:b/>
           <w:bCs/>
           <w:i/>
-          <w:highlight w:val="yellow"/>
         </w:rPr>
         <w:t>,</w:t>
       </w:r>
@@ -7750,7 +7680,6 @@
           <w:b/>
           <w:bCs/>
           <w:i/>
-          <w:highlight w:val="yellow"/>
         </w:rPr>
         <w:t>0</w:t>
       </w:r>
@@ -7760,7 +7689,6 @@
           <w:b/>
           <w:bCs/>
           <w:i/>
-          <w:highlight w:val="yellow"/>
         </w:rPr>
         <w:t>0</w:t>
       </w:r>
@@ -13098,7 +13026,6 @@
           <w:i/>
           <w:iCs/>
           <w:position w:val="-1"/>
-          <w:highlight w:val="yellow"/>
           <w:lang w:val="fr-FR"/>
         </w:rPr>
         <w:t xml:space="preserve">Bussy St Georges, </w:t>
@@ -13112,7 +13039,6 @@
           <w:iCs/>
           <w:spacing w:val="-4"/>
           <w:position w:val="-1"/>
-          <w:highlight w:val="yellow"/>
           <w:lang w:val="fr-FR"/>
         </w:rPr>
         <w:t>l</w:t>
@@ -13125,7 +13051,6 @@
           <w:i/>
           <w:iCs/>
           <w:position w:val="-1"/>
-          <w:highlight w:val="yellow"/>
           <w:lang w:val="fr-FR"/>
         </w:rPr>
         <w:t>e</w:t>
@@ -13139,7 +13064,6 @@
           <w:iCs/>
           <w:spacing w:val="1"/>
           <w:position w:val="-1"/>
-          <w:highlight w:val="yellow"/>
           <w:lang w:val="fr-FR"/>
         </w:rPr>
         <w:t xml:space="preserve"> </w:t>
@@ -13152,7 +13076,6 @@
           <w:i/>
           <w:iCs/>
           <w:position w:val="-1"/>
-          <w:highlight w:val="yellow"/>
           <w:lang w:val="fr-FR"/>
         </w:rPr>
         <w:t>1</w:t>
@@ -13165,7 +13088,6 @@
           <w:i/>
           <w:iCs/>
           <w:position w:val="-1"/>
-          <w:highlight w:val="yellow"/>
           <w:lang w:val="fr-FR"/>
         </w:rPr>
         <w:t>6</w:t>
@@ -13178,7 +13100,6 @@
           <w:i/>
           <w:iCs/>
           <w:position w:val="-1"/>
-          <w:highlight w:val="yellow"/>
           <w:lang w:val="fr-FR"/>
         </w:rPr>
         <w:t>/</w:t>
@@ -13191,7 +13112,6 @@
           <w:i/>
           <w:iCs/>
           <w:position w:val="-1"/>
-          <w:highlight w:val="yellow"/>
           <w:lang w:val="fr-FR"/>
         </w:rPr>
         <w:t>0</w:t>
@@ -13204,7 +13124,6 @@
           <w:i/>
           <w:iCs/>
           <w:position w:val="-1"/>
-          <w:highlight w:val="yellow"/>
           <w:lang w:val="fr-FR"/>
         </w:rPr>
         <w:t>6</w:t>
@@ -13217,7 +13136,6 @@
           <w:i/>
           <w:iCs/>
           <w:position w:val="-1"/>
-          <w:highlight w:val="yellow"/>
           <w:lang w:val="fr-FR"/>
         </w:rPr>
         <w:t>/202</w:t>
@@ -13528,7 +13446,7 @@
           <w:szCs w:val="20"/>
           <w:lang w:val="fr-FR"/>
         </w:rPr>
-        <w:t>CMI</w:t>
+        <w:t>Toyota Material Handling Schweiz AG</w:t>
       </w:r>
       <w:r>
         <w:rPr>
@@ -14258,18 +14176,31 @@
         <w:lang w:val="fr-FR"/>
       </w:rPr>
     </w:pPr>
-    <w:hyperlink r:id="rId2">
-      <w:r>
-        <w:rPr>
-          <w:rFonts w:ascii="Arial" w:eastAsia="Arial" w:hAnsi="Arial" w:cs="Arial"/>
-          <w:color w:val="7F7F7F"/>
-          <w:sz w:val="16"/>
-          <w:szCs w:val="16"/>
-          <w:lang w:val="fr-FR"/>
-        </w:rPr>
-        <w:t>Tél. : +33 1 64 77 85 00 • Fax : +33 1 64 77 85 01 • www.toyota-forklifts.fr</w:t>
-      </w:r>
-    </w:hyperlink>
+    <w:r>
+      <w:fldChar w:fldCharType="begin"/>
+    </w:r>
+    <w:r>
+      <w:rPr>
+        <w:lang w:val="fr-FR"/>
+      </w:rPr>
+      <w:instrText>HYPERLINK "http://www.toyota-forklifts.fr/" \h</w:instrText>
+    </w:r>
+    <w:r>
+      <w:fldChar w:fldCharType="separate"/>
+    </w:r>
+    <w:r>
+      <w:rPr>
+        <w:rFonts w:ascii="Arial" w:eastAsia="Arial" w:hAnsi="Arial" w:cs="Arial"/>
+        <w:color w:val="7F7F7F"/>
+        <w:sz w:val="16"/>
+        <w:szCs w:val="16"/>
+        <w:lang w:val="fr-FR"/>
+      </w:rPr>
+      <w:t>Tél. : +33 1 64 77 85 00 • Fax : +33 1 64 77 85 01 • www.toyota-forklifts.fr</w:t>
+    </w:r>
+    <w:r>
+      <w:fldChar w:fldCharType="end"/>
+    </w:r>
   </w:p>
   <w:p>
     <w:pPr>
@@ -15686,6 +15617,15 @@
 </file>
 
 <file path=customXml/item1.xml><?xml version="1.0" encoding="utf-8"?>
+<?mso-contentType ?>
+<FormTemplates xmlns="http://schemas.microsoft.com/sharepoint/v3/contenttype/forms">
+  <Display>DocumentLibraryForm</Display>
+  <Edit>DocumentLibraryForm</Edit>
+  <New>DocumentLibraryForm</New>
+</FormTemplates>
+</file>
+
+<file path=customXml/item2.xml><?xml version="1.0" encoding="utf-8"?>
 <p:properties xmlns:p="http://schemas.microsoft.com/office/2006/metadata/properties" xmlns:xsi="http://www.w3.org/2001/XMLSchema-instance" xmlns:pc="http://schemas.microsoft.com/office/infopath/2007/PartnerControls">
   <documentManagement>
     <TaxCatchAll xmlns="0ad0e0a9-ab9a-4e6f-9f02-d25f1222e6d5" xsi:nil="true"/>
@@ -15695,15 +15635,6 @@
     </lcf76f155ced4ddcb4097134ff3c332f>
   </documentManagement>
 </p:properties>
-</file>
-
-<file path=customXml/item2.xml><?xml version="1.0" encoding="utf-8"?>
-<?mso-contentType ?>
-<FormTemplates xmlns="http://schemas.microsoft.com/sharepoint/v3/contenttype/forms">
-  <Display>DocumentLibraryForm</Display>
-  <Edit>DocumentLibraryForm</Edit>
-  <New>DocumentLibraryForm</New>
-</FormTemplates>
 </file>
 
 <file path=customXml/item3.xml><?xml version="1.0" encoding="utf-8"?>
@@ -15970,6 +15901,14 @@
 </file>
 
 <file path=customXml/itemProps1.xml><?xml version="1.0" encoding="utf-8"?>
+<ds:datastoreItem xmlns:ds="http://schemas.openxmlformats.org/officeDocument/2006/customXml" ds:itemID="{FFCB220F-FC57-4620-8F61-A4A9FB879C03}">
+  <ds:schemaRefs>
+    <ds:schemaRef ds:uri="http://schemas.microsoft.com/sharepoint/v3/contenttype/forms"/>
+  </ds:schemaRefs>
+</ds:datastoreItem>
+</file>
+
+<file path=customXml/itemProps2.xml><?xml version="1.0" encoding="utf-8"?>
 <ds:datastoreItem xmlns:ds="http://schemas.openxmlformats.org/officeDocument/2006/customXml" ds:itemID="{4F4E6E1F-90E3-4D63-A2F9-4F6DAC3E9164}">
   <ds:schemaRefs>
     <ds:schemaRef ds:uri="http://purl.org/dc/terms/"/>
@@ -15982,14 +15921,6 @@
     <ds:schemaRef ds:uri="http://schemas.openxmlformats.org/package/2006/metadata/core-properties"/>
     <ds:schemaRef ds:uri="d486a57a-bb99-4dc9-bf99-6c7c10447675"/>
     <ds:schemaRef ds:uri="http://www.w3.org/XML/1998/namespace"/>
-  </ds:schemaRefs>
-</ds:datastoreItem>
-</file>
-
-<file path=customXml/itemProps2.xml><?xml version="1.0" encoding="utf-8"?>
-<ds:datastoreItem xmlns:ds="http://schemas.openxmlformats.org/officeDocument/2006/customXml" ds:itemID="{FFCB220F-FC57-4620-8F61-A4A9FB879C03}">
-  <ds:schemaRefs>
-    <ds:schemaRef ds:uri="http://schemas.microsoft.com/sharepoint/v3/contenttype/forms"/>
   </ds:schemaRefs>
 </ds:datastoreItem>
 </file>
